--- a/docs/Guide-Technicien-Installation-WariBox.docx
+++ b/docs/Guide-Technicien-Installation-WariBox.docx
@@ -356,7 +356,7 @@
         <w:spacing w:after="60"/>
       </w:pPr>
       <w:r>
-        <w:t xml:space="preserve">Copier le fichier WariBox_x.x.x_x64-setup.exe (ou le .msi) sur le poste cible.</w:t>
+        <w:t xml:space="preserve">Copier le fichier d'installation sur le poste cible : soit WariBox_x.x.x_x64-setup.exe, soit WariBox_x.x.x_x64_en-US.msi (voir l'encadré ci-dessous pour choisir lequel).</w:t>
       </w:r>
     </w:p>
     <w:p>
@@ -396,6 +396,69 @@
       </w:pPr>
       <w:r>
         <w:t xml:space="preserve">Une fois l'installation terminée, lancer WariBox depuis le menu Démarrer ou le raccourci créé sur le Bureau.</w:t>
+      </w:r>
+    </w:p>
+    <w:p>
+      <w:pPr>
+        <w:pStyle w:val="Heading2"/>
+        <w:spacing w:after="150" w:before="300"/>
+      </w:pPr>
+      <w:r>
+        <w:t xml:space="preserve">3.1bis .exe ou .msi : ne pas mélanger les deux</w:t>
+      </w:r>
+    </w:p>
+    <w:p>
+      <w:pPr>
+        <w:spacing w:after="120"/>
+      </w:pPr>
+      <w:r>
+        <w:t xml:space="preserve">WariBox propose deux formats d&amp;apos;installeur Windows, qui sont deux technologies indépendantes : ils ne se détectent pas, ne se mettent pas à jour l&amp;apos;un l&amp;apos;autre, et n&amp;apos;installent pas au même endroit.</w:t>
+      </w:r>
+    </w:p>
+    <w:p>
+      <w:pPr>
+        <w:pStyle w:val="ListParagraph"/>
+        <w:numPr>
+          <w:ilvl w:val="0"/>
+          <w:numId w:val="2"/>
+        </w:numPr>
+        <w:spacing w:after="60"/>
+      </w:pPr>
+      <w:r>
+        <w:t xml:space="preserve">.exe (recommandé) — installation par utilisateur, dans %LOCALAPPDATA%\WariBox, aucun droit administrateur requis. La désinstallation propose une case à cocher « Supprimer les données de l&amp;apos;application ».</w:t>
+      </w:r>
+    </w:p>
+    <w:p>
+      <w:pPr>
+        <w:pStyle w:val="ListParagraph"/>
+        <w:numPr>
+          <w:ilvl w:val="0"/>
+          <w:numId w:val="2"/>
+        </w:numPr>
+        <w:spacing w:after="60"/>
+      </w:pPr>
+      <w:r>
+        <w:t xml:space="preserve">.msi — installation par machine, dans C:\Program Files\WariBox, nécessite les droits administrateur (UAC). La désinstallation ne propose aucune option de suppression des données : le dossier de données de l&amp;apos;application est toujours conservé automatiquement, sans le demander.</w:t>
+      </w:r>
+    </w:p>
+    <w:p>
+      <w:pPr>
+        <w:pBdr>
+          <w:left w:val="single" w:color="B91C1C" w:sz="24" w:space="8"/>
+        </w:pBdr>
+        <w:spacing w:after="120" w:before="120"/>
+        <w:ind w:left="200"/>
+      </w:pPr>
+      <w:r>
+        <w:rPr>
+          <w:b/>
+          <w:bCs/>
+          <w:color w:val="B91C1C"/>
+        </w:rPr>
+        <w:t xml:space="preserve">Important — </w:t>
+      </w:r>
+      <w:r>
+        <w:t xml:space="preserve">Choisir un seul format par poste et le garder pour toutes les mises à jour suivantes. Installer le .msi sur un poste où le .exe est déjà présent (ou l&amp;apos;inverse) crée deux installations totalement séparées de WariBox sur la même machine, avec chacune son propre dossier et ses propres raccourcis — c&amp;apos;est la cause la plus fréquente d&amp;apos;une « ancienne version qui ne disparaît pas » après une mise à jour. Sauf besoin spécifique de déploiement via un outil informatique d&amp;apos;entreprise (GPO), le .exe est le format à utiliser.</w:t>
       </w:r>
     </w:p>
     <w:p>
@@ -588,7 +651,7 @@
         <w:spacing w:after="120"/>
       </w:pPr>
       <w:r>
-        <w:t xml:space="preserve">Le plus simple : ouvrir le fichier releases/pwa/index.html directement dans un navigateur, ou héberger tout le dossier pwa/ sur un petit serveur local. Le navigateur proposera « Installer WariBox » (icône dans la barre d'adresse) — l'application s'ouvre alors comme un programme à part entière, avec une icône sur le Bureau ou l'écran d'accueil.</w:t>
+        <w:t xml:space="preserve">Attention : ouvrir le fichier releases/pwa/index.html en double-clic NE FONCTIONNE PAS — les navigateurs bloquent les scripts de l'application quand ils sont chargés depuis un fichier local (protocole file://), la page reste blanche. Il faut servir le dossier releases/pwa/ via un petit serveur local : avec Node.js installé, la commande « npx serve releases/pwa » lancée depuis la racine du projet suffit (ou toute autre solution de serveur statique local). Une fois servi et ouvert dans le navigateur, celui-ci proposera « Installer WariBox » (icône dans la barre d'adresse) — l'application s'ouvre alors comme un programme à part entière, avec une icône sur le Bureau ou l'écran d'accueil.</w:t>
       </w:r>
     </w:p>
     <w:p>
@@ -943,7 +1006,7 @@
         <w:spacing w:after="120"/>
       </w:pPr>
       <w:r>
-        <w:t xml:space="preserve">Créer un compte par membre du personnel avec le rôle adapté : Admin (tous droits), Gérant (tout sauf Paramètres/Utilisateurs/Journaux), Vendeur ou Caissier (droits limités à la création, sans modification/suppression).</w:t>
+        <w:t xml:space="preserve">Créer un compte par membre du personnel avec le rôle adapté : Admin (tous droits), Propriétaire (tout sauf Journaux, mais peut changer de boutique et voir les chiffres cumulés comme l'Admin), Gérant (tout sauf Paramètres/Utilisateurs/Journaux), Vendeur ou Caissier (droits limités à la création, sans modification/suppression). Si le multi-boutique est actif, chaque Gérant/Vendeur/Caissier doit être rattaché à une boutique précise (voir section 6.8).</w:t>
       </w:r>
     </w:p>
     <w:p>
@@ -990,6 +1053,99 @@
             </a:graphic>
           </wp:inline>
         </w:drawing>
+      </w:r>
+    </w:p>
+    <w:p>
+      <w:pPr>
+        <w:pStyle w:val="Heading2"/>
+        <w:spacing w:after="150" w:before="300"/>
+      </w:pPr>
+      <w:r>
+        <w:t xml:space="preserve">6.8 Multi-boutique</w:t>
+      </w:r>
+    </w:p>
+    <w:p>
+      <w:pPr>
+        <w:spacing w:after="120"/>
+      </w:pPr>
+      <w:r>
+        <w:t xml:space="preserve">Paramètres → Multi-boutique permet d'activer la gestion de plusieurs boutiques (succursales) au sein d'une même installation. Une fois activé et au moins une boutique supplémentaire créée, un sélecteur de boutique apparaît dans le menu du haut pour les rôles Admin et Propriétaire.</w:t>
+      </w:r>
+    </w:p>
+    <w:p>
+      <w:pPr>
+        <w:pStyle w:val="ListParagraph"/>
+        <w:numPr>
+          <w:ilvl w:val="0"/>
+          <w:numId w:val="2"/>
+        </w:numPr>
+        <w:spacing w:after="60"/>
+      </w:pPr>
+      <w:r>
+        <w:t xml:space="preserve">Chaque boutique dispose de son propre stock, ses propres ventes, sa propre caisse et ses propres achats/dépenses/créances/dettes.</w:t>
+      </w:r>
+    </w:p>
+    <w:p>
+      <w:pPr>
+        <w:pStyle w:val="ListParagraph"/>
+        <w:numPr>
+          <w:ilvl w:val="0"/>
+          <w:numId w:val="2"/>
+        </w:numPr>
+        <w:spacing w:after="60"/>
+      </w:pPr>
+      <w:r>
+        <w:t xml:space="preserve">Le catalogue de produits, les clients et les fournisseurs restent partagés entre toutes les boutiques.</w:t>
+      </w:r>
+    </w:p>
+    <w:p>
+      <w:pPr>
+        <w:pStyle w:val="ListParagraph"/>
+        <w:numPr>
+          <w:ilvl w:val="0"/>
+          <w:numId w:val="2"/>
+        </w:numPr>
+        <w:spacing w:after="60"/>
+      </w:pPr>
+      <w:r>
+        <w:t xml:space="preserve">Les rôles Gérant, Vendeur et Caissier restent verrouillés sur la boutique qui leur est assignée (voir section 6.7) — ils ne voient jamais le sélecteur de boutique.</w:t>
+      </w:r>
+    </w:p>
+    <w:p>
+      <w:pPr>
+        <w:pBdr>
+          <w:left w:val="single" w:color="1D4E89" w:sz="24" w:space="8"/>
+        </w:pBdr>
+        <w:spacing w:after="120" w:before="120"/>
+        <w:ind w:left="200"/>
+      </w:pPr>
+      <w:r>
+        <w:rPr>
+          <w:b/>
+          <w:bCs/>
+          <w:color w:val="1D4E89"/>
+        </w:rPr>
+        <w:t xml:space="preserve">Important — </w:t>
+      </w:r>
+      <w:r>
+        <w:t xml:space="preserve">Désactiver le multi-boutique après coup ne supprime aucune donnée — les boutiques et leurs historiques restent en base, seul le sélecteur disparaît de l'interface.</w:t>
+      </w:r>
+    </w:p>
+    <w:p>
+      <w:pPr>
+        <w:pStyle w:val="Heading2"/>
+        <w:spacing w:after="150" w:before="300"/>
+      </w:pPr>
+      <w:r>
+        <w:t xml:space="preserve">6.9 Points de fidélité et paliers</w:t>
+      </w:r>
+    </w:p>
+    <w:p>
+      <w:pPr>
+        <w:spacing w:after="120"/>
+      </w:pPr>
+      <w:r>
+        <w:t xml:space="preserve">Paramètres → Points de fidélité permet de définir le taux de gain de points (par unité de devise dépensée), ainsi que les seuils et multiplicateurs des paliers Argent et Or (le palier Bronze est le palier de base, sans configuration nécessaire). Un client progresse automatiquement de palier selon son cumul de points à vie, sans action du technicien ni de l'utilisateur.</w:t>
       </w:r>
     </w:p>
     <w:p>
